--- a/media/R2499/form_template/dg/测试级别和测试类型.docx
+++ b/media/R2499/form_template/dg/测试级别和测试类型.docx
@@ -1,6 +1,6 @@
 
 <file path=word/document.xml><?xml version="1.0" encoding="utf-8"?>
-<w:document xmlns:wpc="http://schemas.microsoft.com/office/word/2010/wordprocessingCanvas" xmlns:cx="http://schemas.microsoft.com/office/drawing/2014/chartex" xmlns:cx1="http://schemas.microsoft.com/office/drawing/2015/9/8/chartex" xmlns:cx2="http://schemas.microsoft.com/office/drawing/2015/10/21/chartex" xmlns:cx3="http://schemas.microsoft.com/office/drawing/2016/5/9/chartex" xmlns:cx4="http://schemas.microsoft.com/office/drawing/2016/5/10/chartex" xmlns:cx5="http://schemas.microsoft.com/office/drawing/2016/5/11/chartex" xmlns:cx6="http://schemas.microsoft.com/office/drawing/2016/5/12/chartex" xmlns:cx7="http://schemas.microsoft.com/office/drawing/2016/5/13/chartex" xmlns:cx8="http://schemas.microsoft.com/office/drawing/2016/5/14/chartex" xmlns:mc="http://schemas.openxmlformats.org/markup-compatibility/2006" xmlns:aink="http://schemas.microsoft.com/office/drawing/2016/ink" xmlns:am3d="http://schemas.microsoft.com/office/drawing/2017/model3d" xmlns:o="urn:schemas-microsoft-com:office:office" xmlns:oel="http://schemas.microsoft.com/office/2019/extlst" xmlns:r="http://schemas.openxmlformats.org/officeDocument/2006/relationships" xmlns:m="http://schemas.openxmlformats.org/officeDocument/2006/math" xmlns:v="urn:schemas-microsoft-com:vml" xmlns:wp14="http://schemas.microsoft.com/office/word/2010/wordprocessingDrawing" xmlns:wp="http://schemas.openxmlformats.org/drawingml/2006/wordprocessingDrawing" xmlns:w10="urn:schemas-microsoft-com:office:word" xmlns:w="http://schemas.openxmlformats.org/wordprocessingml/2006/main" xmlns:w14="http://schemas.microsoft.com/office/word/2010/wordml" xmlns:w15="http://schemas.microsoft.com/office/word/2012/wordml" xmlns:w16cex="http://schemas.microsoft.com/office/word/2018/wordml/cex" xmlns:w16cid="http://schemas.microsoft.com/office/word/2016/wordml/cid" xmlns:w16="http://schemas.microsoft.com/office/word/2018/wordml" xmlns:w16du="http://schemas.microsoft.com/office/word/2023/wordml/word16du" xmlns:w16sdtdh="http://schemas.microsoft.com/office/word/2020/wordml/sdtdatahash" xmlns:w16se="http://schemas.microsoft.com/office/word/2015/wordml/symex" xmlns:wpg="http://schemas.microsoft.com/office/word/2010/wordprocessingGroup" xmlns:wpi="http://schemas.microsoft.com/office/word/2010/wordprocessingInk" xmlns:wne="http://schemas.microsoft.com/office/word/2006/wordml" xmlns:wps="http://schemas.microsoft.com/office/word/2010/wordprocessingShape" mc:Ignorable="w14 w15 w16se w16cid w16 w16cex w16sdtdh w16du wp14">
+<w:document xmlns:wpc="http://schemas.microsoft.com/office/word/2010/wordprocessingCanvas" xmlns:cx="http://schemas.microsoft.com/office/drawing/2014/chartex" xmlns:cx1="http://schemas.microsoft.com/office/drawing/2015/9/8/chartex" xmlns:cx2="http://schemas.microsoft.com/office/drawing/2015/10/21/chartex" xmlns:cx3="http://schemas.microsoft.com/office/drawing/2016/5/9/chartex" xmlns:cx4="http://schemas.microsoft.com/office/drawing/2016/5/10/chartex" xmlns:cx5="http://schemas.microsoft.com/office/drawing/2016/5/11/chartex" xmlns:cx6="http://schemas.microsoft.com/office/drawing/2016/5/12/chartex" xmlns:cx7="http://schemas.microsoft.com/office/drawing/2016/5/13/chartex" xmlns:cx8="http://schemas.microsoft.com/office/drawing/2016/5/14/chartex" xmlns:mc="http://schemas.openxmlformats.org/markup-compatibility/2006" xmlns:aink="http://schemas.microsoft.com/office/drawing/2016/ink" xmlns:am3d="http://schemas.microsoft.com/office/drawing/2017/model3d" xmlns:o="urn:schemas-microsoft-com:office:office" xmlns:oel="http://schemas.microsoft.com/office/2019/extlst" xmlns:r="http://schemas.openxmlformats.org/officeDocument/2006/relationships" xmlns:m="http://schemas.openxmlformats.org/officeDocument/2006/math" xmlns:v="urn:schemas-microsoft-com:vml" xmlns:wp14="http://schemas.microsoft.com/office/word/2010/wordprocessingDrawing" xmlns:wp="http://schemas.openxmlformats.org/drawingml/2006/wordprocessingDrawing" xmlns:w10="urn:schemas-microsoft-com:office:word" xmlns:w="http://schemas.openxmlformats.org/wordprocessingml/2006/main" xmlns:w14="http://schemas.microsoft.com/office/word/2010/wordml" xmlns:w15="http://schemas.microsoft.com/office/word/2012/wordml" xmlns:w16cex="http://schemas.microsoft.com/office/word/2018/wordml/cex" xmlns:w16cid="http://schemas.microsoft.com/office/word/2016/wordml/cid" xmlns:w16="http://schemas.microsoft.com/office/word/2018/wordml" xmlns:w16du="http://schemas.microsoft.com/office/word/2023/wordml/word16du" xmlns:w16sdtdh="http://schemas.microsoft.com/office/word/2020/wordml/sdtdatahash" xmlns:w16sdtfl="http://schemas.microsoft.com/office/word/2024/wordml/sdtformatlock" xmlns:w16se="http://schemas.microsoft.com/office/word/2015/wordml/symex" xmlns:wpg="http://schemas.microsoft.com/office/word/2010/wordprocessingGroup" xmlns:wpi="http://schemas.microsoft.com/office/word/2010/wordprocessingInk" xmlns:wne="http://schemas.microsoft.com/office/word/2006/wordml" xmlns:wps="http://schemas.microsoft.com/office/word/2010/wordprocessingShape" mc:Ignorable="w14 w15 w16se w16cid w16 w16cex w16sdtdh w16sdtfl w16du wp14">
   <w:body>
     <w:p>
       <w:pPr>
@@ -314,33 +314,15 @@
         <w:spacing w:line="360" w:lineRule="auto"/>
         <w:jc w:val="center"/>
         <w:rPr>
-          <w:sz w:val="24"/>
-          <w:szCs w:val="24"/>
+          <w:szCs w:val="21"/>
         </w:rPr>
       </w:pPr>
       <w:r>
         <w:rPr>
           <w:rFonts w:hint="eastAsia"/>
-          <w:sz w:val="24"/>
-          <w:szCs w:val="24"/>
+          <w:szCs w:val="21"/>
         </w:rPr>
-        <w:t xml:space="preserve">{{ </w:t>
-      </w:r>
-      <w:r>
-        <w:rPr>
-          <w:rFonts w:hint="eastAsia"/>
-          <w:sz w:val="24"/>
-          <w:szCs w:val="24"/>
-        </w:rPr>
-        <w:t>line.data</w:t>
-      </w:r>
-      <w:r>
-        <w:rPr>
-          <w:rFonts w:hint="eastAsia"/>
-          <w:sz w:val="24"/>
-          <w:szCs w:val="24"/>
-        </w:rPr>
-        <w:t xml:space="preserve"> }}</w:t>
+        <w:t>{{ line.data }}</w:t>
       </w:r>
     </w:p>
     <w:p>
@@ -1005,11 +987,6 @@
       </w:r>
     </w:p>
     <w:p>
-      <w:pPr>
-        <w:rPr>
-          <w:rFonts w:hint="eastAsia"/>
-        </w:rPr>
-      </w:pPr>
       <w:r>
         <w:rPr>
           <w:rFonts w:hint="eastAsia"/>
@@ -1063,11 +1040,6 @@
       </w:r>
     </w:p>
     <w:p>
-      <w:pPr>
-        <w:rPr>
-          <w:rFonts w:hint="eastAsia"/>
-        </w:rPr>
-      </w:pPr>
       <w:r>
         <w:rPr>
           <w:rFonts w:hint="eastAsia"/>
@@ -1124,7 +1096,7 @@
               <w:spacing w:before="100" w:beforeAutospacing="1" w:after="100" w:afterAutospacing="1"/>
               <w:jc w:val="center"/>
               <w:rPr>
-                <w:rFonts w:ascii="黑体" w:eastAsia="黑体" w:hAnsi="黑体"/>
+                <w:rFonts w:ascii="黑体" w:eastAsia="黑体" w:hAnsi="黑体" w:hint="eastAsia"/>
                 <w:bCs/>
                 <w:snapToGrid w:val="0"/>
                 <w:spacing w:val="2"/>
@@ -1154,7 +1126,7 @@
               <w:spacing w:before="100" w:beforeAutospacing="1" w:after="100" w:afterAutospacing="1"/>
               <w:jc w:val="center"/>
               <w:rPr>
-                <w:rFonts w:ascii="黑体" w:eastAsia="黑体" w:hAnsi="黑体"/>
+                <w:rFonts w:ascii="黑体" w:eastAsia="黑体" w:hAnsi="黑体" w:hint="eastAsia"/>
                 <w:bCs/>
                 <w:snapToGrid w:val="0"/>
                 <w:spacing w:val="2"/>
@@ -1183,7 +1155,7 @@
               <w:spacing w:before="100" w:beforeAutospacing="1" w:after="100" w:afterAutospacing="1"/>
               <w:jc w:val="center"/>
               <w:rPr>
-                <w:rFonts w:ascii="黑体" w:eastAsia="黑体" w:hAnsi="黑体"/>
+                <w:rFonts w:ascii="黑体" w:eastAsia="黑体" w:hAnsi="黑体" w:hint="eastAsia"/>
                 <w:bCs/>
                 <w:snapToGrid w:val="0"/>
                 <w:spacing w:val="2"/>
@@ -1212,7 +1184,7 @@
               <w:spacing w:before="100" w:beforeAutospacing="1" w:after="100" w:afterAutospacing="1"/>
               <w:jc w:val="center"/>
               <w:rPr>
-                <w:rFonts w:ascii="黑体" w:eastAsia="黑体" w:hAnsi="黑体"/>
+                <w:rFonts w:ascii="黑体" w:eastAsia="黑体" w:hAnsi="黑体" w:hint="eastAsia"/>
                 <w:bCs/>
                 <w:snapToGrid w:val="0"/>
                 <w:spacing w:val="2"/>
@@ -1241,7 +1213,7 @@
               <w:spacing w:before="100" w:beforeAutospacing="1" w:after="100" w:afterAutospacing="1"/>
               <w:jc w:val="center"/>
               <w:rPr>
-                <w:rFonts w:ascii="黑体" w:eastAsia="黑体" w:hAnsi="黑体"/>
+                <w:rFonts w:ascii="黑体" w:eastAsia="黑体" w:hAnsi="黑体" w:hint="eastAsia"/>
                 <w:bCs/>
                 <w:snapToGrid w:val="0"/>
                 <w:spacing w:val="2"/>
@@ -1270,7 +1242,7 @@
               <w:spacing w:before="100" w:beforeAutospacing="1" w:after="100" w:afterAutospacing="1"/>
               <w:jc w:val="center"/>
               <w:rPr>
-                <w:rFonts w:ascii="黑体" w:eastAsia="黑体" w:hAnsi="黑体"/>
+                <w:rFonts w:ascii="黑体" w:eastAsia="黑体" w:hAnsi="黑体" w:hint="eastAsia"/>
                 <w:bCs/>
                 <w:snapToGrid w:val="0"/>
                 <w:spacing w:val="2"/>
@@ -1299,7 +1271,7 @@
               <w:spacing w:before="100" w:beforeAutospacing="1" w:after="100" w:afterAutospacing="1"/>
               <w:jc w:val="center"/>
               <w:rPr>
-                <w:rFonts w:ascii="黑体" w:eastAsia="黑体" w:hAnsi="黑体"/>
+                <w:rFonts w:ascii="黑体" w:eastAsia="黑体" w:hAnsi="黑体" w:hint="eastAsia"/>
                 <w:bCs/>
                 <w:snapToGrid w:val="0"/>
                 <w:spacing w:val="2"/>
@@ -1328,7 +1300,7 @@
               <w:spacing w:before="100" w:beforeAutospacing="1" w:after="100" w:afterAutospacing="1"/>
               <w:jc w:val="center"/>
               <w:rPr>
-                <w:rFonts w:ascii="黑体" w:eastAsia="黑体" w:hAnsi="黑体"/>
+                <w:rFonts w:ascii="黑体" w:eastAsia="黑体" w:hAnsi="黑体" w:hint="eastAsia"/>
                 <w:bCs/>
                 <w:snapToGrid w:val="0"/>
                 <w:spacing w:val="2"/>
@@ -1357,7 +1329,7 @@
               <w:spacing w:before="100" w:beforeAutospacing="1" w:after="100" w:afterAutospacing="1"/>
               <w:jc w:val="center"/>
               <w:rPr>
-                <w:rFonts w:ascii="黑体" w:eastAsia="黑体" w:hAnsi="黑体"/>
+                <w:rFonts w:ascii="黑体" w:eastAsia="黑体" w:hAnsi="黑体" w:hint="eastAsia"/>
                 <w:bCs/>
                 <w:snapToGrid w:val="0"/>
                 <w:spacing w:val="2"/>
@@ -1386,7 +1358,7 @@
               <w:spacing w:before="100" w:beforeAutospacing="1" w:after="100" w:afterAutospacing="1"/>
               <w:jc w:val="center"/>
               <w:rPr>
-                <w:rFonts w:ascii="黑体" w:eastAsia="黑体" w:hAnsi="黑体"/>
+                <w:rFonts w:ascii="黑体" w:eastAsia="黑体" w:hAnsi="黑体" w:hint="eastAsia"/>
                 <w:bCs/>
                 <w:snapToGrid w:val="0"/>
                 <w:spacing w:val="2"/>
@@ -1415,7 +1387,7 @@
               <w:spacing w:before="100" w:beforeAutospacing="1" w:after="100" w:afterAutospacing="1"/>
               <w:jc w:val="center"/>
               <w:rPr>
-                <w:rFonts w:ascii="黑体" w:eastAsia="黑体" w:hAnsi="黑体"/>
+                <w:rFonts w:ascii="黑体" w:eastAsia="黑体" w:hAnsi="黑体" w:hint="eastAsia"/>
                 <w:bCs/>
                 <w:snapToGrid w:val="0"/>
                 <w:spacing w:val="2"/>
@@ -1444,7 +1416,7 @@
               <w:spacing w:before="100" w:beforeAutospacing="1" w:after="100" w:afterAutospacing="1"/>
               <w:jc w:val="center"/>
               <w:rPr>
-                <w:rFonts w:ascii="黑体" w:eastAsia="黑体" w:hAnsi="黑体"/>
+                <w:rFonts w:ascii="黑体" w:eastAsia="黑体" w:hAnsi="黑体" w:hint="eastAsia"/>
                 <w:bCs/>
                 <w:snapToGrid w:val="0"/>
                 <w:spacing w:val="2"/>
@@ -1473,7 +1445,7 @@
               <w:spacing w:before="100" w:beforeAutospacing="1" w:after="100" w:afterAutospacing="1"/>
               <w:jc w:val="center"/>
               <w:rPr>
-                <w:rFonts w:ascii="黑体" w:eastAsia="黑体" w:hAnsi="黑体"/>
+                <w:rFonts w:ascii="黑体" w:eastAsia="黑体" w:hAnsi="黑体" w:hint="eastAsia"/>
                 <w:bCs/>
                 <w:snapToGrid w:val="0"/>
                 <w:spacing w:val="2"/>
@@ -1502,7 +1474,7 @@
               <w:spacing w:before="100" w:beforeAutospacing="1" w:after="100" w:afterAutospacing="1"/>
               <w:jc w:val="center"/>
               <w:rPr>
-                <w:rFonts w:ascii="黑体" w:eastAsia="黑体" w:hAnsi="黑体"/>
+                <w:rFonts w:ascii="黑体" w:eastAsia="黑体" w:hAnsi="黑体" w:hint="eastAsia"/>
                 <w:bCs/>
                 <w:snapToGrid w:val="0"/>
                 <w:spacing w:val="2"/>
@@ -1531,7 +1503,7 @@
               <w:spacing w:before="100" w:beforeAutospacing="1" w:after="100" w:afterAutospacing="1"/>
               <w:jc w:val="center"/>
               <w:rPr>
-                <w:rFonts w:ascii="黑体" w:eastAsia="黑体" w:hAnsi="黑体"/>
+                <w:rFonts w:ascii="黑体" w:eastAsia="黑体" w:hAnsi="黑体" w:hint="eastAsia"/>
                 <w:bCs/>
                 <w:snapToGrid w:val="0"/>
                 <w:spacing w:val="2"/>
@@ -1560,7 +1532,7 @@
               <w:spacing w:before="100" w:beforeAutospacing="1" w:after="100" w:afterAutospacing="1"/>
               <w:jc w:val="center"/>
               <w:rPr>
-                <w:rFonts w:ascii="黑体" w:eastAsia="黑体" w:hAnsi="黑体"/>
+                <w:rFonts w:ascii="黑体" w:eastAsia="黑体" w:hAnsi="黑体" w:hint="eastAsia"/>
                 <w:bCs/>
                 <w:snapToGrid w:val="0"/>
                 <w:spacing w:val="2"/>
@@ -1625,7 +1597,6 @@
             <w:pPr>
               <w:jc w:val="center"/>
               <w:rPr>
-                <w:rFonts w:hint="eastAsia"/>
                 <w:szCs w:val="21"/>
               </w:rPr>
             </w:pPr>
@@ -2430,15 +2401,7 @@
                 <w:snapToGrid w:val="0"/>
                 <w:szCs w:val="21"/>
               </w:rPr>
-              <w:t>1</w:t>
-            </w:r>
-            <w:r>
-              <w:rPr>
-                <w:rFonts w:hint="eastAsia"/>
-                <w:snapToGrid w:val="0"/>
-                <w:szCs w:val="21"/>
-              </w:rPr>
-              <w:t>0</w:t>
+              <w:t>10</w:t>
             </w:r>
             <w:r>
               <w:rPr>
@@ -2516,15 +2479,7 @@
                 <w:snapToGrid w:val="0"/>
                 <w:szCs w:val="21"/>
               </w:rPr>
-              <w:t>1</w:t>
-            </w:r>
-            <w:r>
-              <w:rPr>
-                <w:rFonts w:hint="eastAsia"/>
-                <w:snapToGrid w:val="0"/>
-                <w:szCs w:val="21"/>
-              </w:rPr>
-              <w:t>1</w:t>
+              <w:t>11</w:t>
             </w:r>
             <w:r>
               <w:rPr>
@@ -2602,15 +2557,7 @@
                 <w:snapToGrid w:val="0"/>
                 <w:szCs w:val="21"/>
               </w:rPr>
-              <w:t>1</w:t>
-            </w:r>
-            <w:r>
-              <w:rPr>
-                <w:rFonts w:hint="eastAsia"/>
-                <w:snapToGrid w:val="0"/>
-                <w:szCs w:val="21"/>
-              </w:rPr>
-              <w:t>2</w:t>
+              <w:t>12</w:t>
             </w:r>
             <w:r>
               <w:rPr>
@@ -2688,15 +2635,7 @@
                 <w:snapToGrid w:val="0"/>
                 <w:szCs w:val="21"/>
               </w:rPr>
-              <w:t>1</w:t>
-            </w:r>
-            <w:r>
-              <w:rPr>
-                <w:rFonts w:hint="eastAsia"/>
-                <w:snapToGrid w:val="0"/>
-                <w:szCs w:val="21"/>
-              </w:rPr>
-              <w:t>3</w:t>
+              <w:t>13</w:t>
             </w:r>
             <w:r>
               <w:rPr>
@@ -2774,15 +2713,7 @@
                 <w:snapToGrid w:val="0"/>
                 <w:szCs w:val="21"/>
               </w:rPr>
-              <w:t>1</w:t>
-            </w:r>
-            <w:r>
-              <w:rPr>
-                <w:rFonts w:hint="eastAsia"/>
-                <w:snapToGrid w:val="0"/>
-                <w:szCs w:val="21"/>
-              </w:rPr>
-              <w:t>4</w:t>
+              <w:t>14</w:t>
             </w:r>
             <w:r>
               <w:rPr>
@@ -3026,7 +2957,7 @@
               <w:ind w:firstLineChars="0" w:firstLine="0"/>
               <w:jc w:val="center"/>
               <w:rPr>
-                <w:rFonts w:ascii="黑体" w:eastAsia="黑体" w:hAnsi="黑体"/>
+                <w:rFonts w:ascii="黑体" w:eastAsia="黑体" w:hAnsi="黑体" w:hint="eastAsia"/>
                 <w:snapToGrid w:val="0"/>
                 <w:szCs w:val="21"/>
               </w:rPr>
@@ -3052,7 +2983,7 @@
               <w:ind w:firstLineChars="0" w:firstLine="0"/>
               <w:jc w:val="center"/>
               <w:rPr>
-                <w:rFonts w:ascii="黑体" w:eastAsia="黑体" w:hAnsi="黑体"/>
+                <w:rFonts w:ascii="黑体" w:eastAsia="黑体" w:hAnsi="黑体" w:hint="eastAsia"/>
                 <w:snapToGrid w:val="0"/>
                 <w:szCs w:val="21"/>
               </w:rPr>
@@ -3078,7 +3009,7 @@
               <w:ind w:firstLineChars="0" w:firstLine="0"/>
               <w:jc w:val="center"/>
               <w:rPr>
-                <w:rFonts w:ascii="黑体" w:eastAsia="黑体" w:hAnsi="黑体"/>
+                <w:rFonts w:ascii="黑体" w:eastAsia="黑体" w:hAnsi="黑体" w:hint="eastAsia"/>
                 <w:snapToGrid w:val="0"/>
                 <w:szCs w:val="21"/>
               </w:rPr>
@@ -3104,7 +3035,7 @@
               <w:ind w:firstLineChars="0" w:firstLine="0"/>
               <w:jc w:val="center"/>
               <w:rPr>
-                <w:rFonts w:ascii="黑体" w:eastAsia="黑体" w:hAnsi="黑体"/>
+                <w:rFonts w:ascii="黑体" w:eastAsia="黑体" w:hAnsi="黑体" w:hint="eastAsia"/>
                 <w:snapToGrid w:val="0"/>
                 <w:szCs w:val="21"/>
               </w:rPr>
@@ -3385,7 +3316,6 @@
             <w:pPr>
               <w:textAlignment w:val="center"/>
               <w:rPr>
-                <w:rFonts w:hint="eastAsia"/>
                 <w:iCs/>
                 <w:snapToGrid w:val="0"/>
                 <w:szCs w:val="21"/>
@@ -3476,7 +3406,6 @@
             <w:pPr>
               <w:textAlignment w:val="center"/>
               <w:rPr>
-                <w:rFonts w:hint="eastAsia"/>
                 <w:iCs/>
                 <w:snapToGrid w:val="0"/>
                 <w:szCs w:val="21"/>
@@ -3542,7 +3471,7 @@
 </file>
 
 <file path=word/endnotes.xml><?xml version="1.0" encoding="utf-8"?>
-<w:endnotes xmlns:wpc="http://schemas.microsoft.com/office/word/2010/wordprocessingCanvas" xmlns:cx="http://schemas.microsoft.com/office/drawing/2014/chartex" xmlns:cx1="http://schemas.microsoft.com/office/drawing/2015/9/8/chartex" xmlns:cx2="http://schemas.microsoft.com/office/drawing/2015/10/21/chartex" xmlns:cx3="http://schemas.microsoft.com/office/drawing/2016/5/9/chartex" xmlns:cx4="http://schemas.microsoft.com/office/drawing/2016/5/10/chartex" xmlns:cx5="http://schemas.microsoft.com/office/drawing/2016/5/11/chartex" xmlns:cx6="http://schemas.microsoft.com/office/drawing/2016/5/12/chartex" xmlns:cx7="http://schemas.microsoft.com/office/drawing/2016/5/13/chartex" xmlns:cx8="http://schemas.microsoft.com/office/drawing/2016/5/14/chartex" xmlns:mc="http://schemas.openxmlformats.org/markup-compatibility/2006" xmlns:aink="http://schemas.microsoft.com/office/drawing/2016/ink" xmlns:am3d="http://schemas.microsoft.com/office/drawing/2017/model3d" xmlns:o="urn:schemas-microsoft-com:office:office" xmlns:oel="http://schemas.microsoft.com/office/2019/extlst" xmlns:r="http://schemas.openxmlformats.org/officeDocument/2006/relationships" xmlns:m="http://schemas.openxmlformats.org/officeDocument/2006/math" xmlns:v="urn:schemas-microsoft-com:vml" xmlns:wp14="http://schemas.microsoft.com/office/word/2010/wordprocessingDrawing" xmlns:wp="http://schemas.openxmlformats.org/drawingml/2006/wordprocessingDrawing" xmlns:w10="urn:schemas-microsoft-com:office:word" xmlns:w="http://schemas.openxmlformats.org/wordprocessingml/2006/main" xmlns:w14="http://schemas.microsoft.com/office/word/2010/wordml" xmlns:w15="http://schemas.microsoft.com/office/word/2012/wordml" xmlns:w16cex="http://schemas.microsoft.com/office/word/2018/wordml/cex" xmlns:w16cid="http://schemas.microsoft.com/office/word/2016/wordml/cid" xmlns:w16="http://schemas.microsoft.com/office/word/2018/wordml" xmlns:w16du="http://schemas.microsoft.com/office/word/2023/wordml/word16du" xmlns:w16sdtdh="http://schemas.microsoft.com/office/word/2020/wordml/sdtdatahash" xmlns:w16se="http://schemas.microsoft.com/office/word/2015/wordml/symex" xmlns:wpg="http://schemas.microsoft.com/office/word/2010/wordprocessingGroup" xmlns:wpi="http://schemas.microsoft.com/office/word/2010/wordprocessingInk" xmlns:wne="http://schemas.microsoft.com/office/word/2006/wordml" xmlns:wps="http://schemas.microsoft.com/office/word/2010/wordprocessingShape" mc:Ignorable="w14 w15 w16se w16cid w16 w16cex w16sdtdh w16du wp14">
+<w:endnotes xmlns:wpc="http://schemas.microsoft.com/office/word/2010/wordprocessingCanvas" xmlns:cx="http://schemas.microsoft.com/office/drawing/2014/chartex" xmlns:cx1="http://schemas.microsoft.com/office/drawing/2015/9/8/chartex" xmlns:cx2="http://schemas.microsoft.com/office/drawing/2015/10/21/chartex" xmlns:cx3="http://schemas.microsoft.com/office/drawing/2016/5/9/chartex" xmlns:cx4="http://schemas.microsoft.com/office/drawing/2016/5/10/chartex" xmlns:cx5="http://schemas.microsoft.com/office/drawing/2016/5/11/chartex" xmlns:cx6="http://schemas.microsoft.com/office/drawing/2016/5/12/chartex" xmlns:cx7="http://schemas.microsoft.com/office/drawing/2016/5/13/chartex" xmlns:cx8="http://schemas.microsoft.com/office/drawing/2016/5/14/chartex" xmlns:mc="http://schemas.openxmlformats.org/markup-compatibility/2006" xmlns:aink="http://schemas.microsoft.com/office/drawing/2016/ink" xmlns:am3d="http://schemas.microsoft.com/office/drawing/2017/model3d" xmlns:o="urn:schemas-microsoft-com:office:office" xmlns:oel="http://schemas.microsoft.com/office/2019/extlst" xmlns:r="http://schemas.openxmlformats.org/officeDocument/2006/relationships" xmlns:m="http://schemas.openxmlformats.org/officeDocument/2006/math" xmlns:v="urn:schemas-microsoft-com:vml" xmlns:wp14="http://schemas.microsoft.com/office/word/2010/wordprocessingDrawing" xmlns:wp="http://schemas.openxmlformats.org/drawingml/2006/wordprocessingDrawing" xmlns:w10="urn:schemas-microsoft-com:office:word" xmlns:w="http://schemas.openxmlformats.org/wordprocessingml/2006/main" xmlns:w14="http://schemas.microsoft.com/office/word/2010/wordml" xmlns:w15="http://schemas.microsoft.com/office/word/2012/wordml" xmlns:w16cex="http://schemas.microsoft.com/office/word/2018/wordml/cex" xmlns:w16cid="http://schemas.microsoft.com/office/word/2016/wordml/cid" xmlns:w16="http://schemas.microsoft.com/office/word/2018/wordml" xmlns:w16du="http://schemas.microsoft.com/office/word/2023/wordml/word16du" xmlns:w16sdtdh="http://schemas.microsoft.com/office/word/2020/wordml/sdtdatahash" xmlns:w16sdtfl="http://schemas.microsoft.com/office/word/2024/wordml/sdtformatlock" xmlns:w16se="http://schemas.microsoft.com/office/word/2015/wordml/symex" xmlns:wpg="http://schemas.microsoft.com/office/word/2010/wordprocessingGroup" xmlns:wpi="http://schemas.microsoft.com/office/word/2010/wordprocessingInk" xmlns:wne="http://schemas.microsoft.com/office/word/2006/wordml" xmlns:wps="http://schemas.microsoft.com/office/word/2010/wordprocessingShape" mc:Ignorable="w14 w15 w16se w16cid w16 w16cex w16sdtdh w16sdtfl w16du wp14">
   <w:endnote w:type="separator" w:id="-1">
     <w:p>
       <w:r>
@@ -3561,7 +3490,7 @@
 </file>
 
 <file path=word/footer1.xml><?xml version="1.0" encoding="utf-8"?>
-<w:ftr xmlns:wpc="http://schemas.microsoft.com/office/word/2010/wordprocessingCanvas" xmlns:cx="http://schemas.microsoft.com/office/drawing/2014/chartex" xmlns:cx1="http://schemas.microsoft.com/office/drawing/2015/9/8/chartex" xmlns:cx2="http://schemas.microsoft.com/office/drawing/2015/10/21/chartex" xmlns:cx3="http://schemas.microsoft.com/office/drawing/2016/5/9/chartex" xmlns:cx4="http://schemas.microsoft.com/office/drawing/2016/5/10/chartex" xmlns:cx5="http://schemas.microsoft.com/office/drawing/2016/5/11/chartex" xmlns:cx6="http://schemas.microsoft.com/office/drawing/2016/5/12/chartex" xmlns:cx7="http://schemas.microsoft.com/office/drawing/2016/5/13/chartex" xmlns:cx8="http://schemas.microsoft.com/office/drawing/2016/5/14/chartex" xmlns:mc="http://schemas.openxmlformats.org/markup-compatibility/2006" xmlns:aink="http://schemas.microsoft.com/office/drawing/2016/ink" xmlns:am3d="http://schemas.microsoft.com/office/drawing/2017/model3d" xmlns:o="urn:schemas-microsoft-com:office:office" xmlns:oel="http://schemas.microsoft.com/office/2019/extlst" xmlns:r="http://schemas.openxmlformats.org/officeDocument/2006/relationships" xmlns:m="http://schemas.openxmlformats.org/officeDocument/2006/math" xmlns:v="urn:schemas-microsoft-com:vml" xmlns:wp14="http://schemas.microsoft.com/office/word/2010/wordprocessingDrawing" xmlns:wp="http://schemas.openxmlformats.org/drawingml/2006/wordprocessingDrawing" xmlns:w10="urn:schemas-microsoft-com:office:word" xmlns:w="http://schemas.openxmlformats.org/wordprocessingml/2006/main" xmlns:w14="http://schemas.microsoft.com/office/word/2010/wordml" xmlns:w15="http://schemas.microsoft.com/office/word/2012/wordml" xmlns:w16cex="http://schemas.microsoft.com/office/word/2018/wordml/cex" xmlns:w16cid="http://schemas.microsoft.com/office/word/2016/wordml/cid" xmlns:w16="http://schemas.microsoft.com/office/word/2018/wordml" xmlns:w16du="http://schemas.microsoft.com/office/word/2023/wordml/word16du" xmlns:w16sdtdh="http://schemas.microsoft.com/office/word/2020/wordml/sdtdatahash" xmlns:w16se="http://schemas.microsoft.com/office/word/2015/wordml/symex" xmlns:wpg="http://schemas.microsoft.com/office/word/2010/wordprocessingGroup" xmlns:wpi="http://schemas.microsoft.com/office/word/2010/wordprocessingInk" xmlns:wne="http://schemas.microsoft.com/office/word/2006/wordml" xmlns:wps="http://schemas.microsoft.com/office/word/2010/wordprocessingShape" mc:Ignorable="w14 w15 w16se w16cid w16 w16cex w16sdtdh w16du wp14">
+<w:ftr xmlns:wpc="http://schemas.microsoft.com/office/word/2010/wordprocessingCanvas" xmlns:cx="http://schemas.microsoft.com/office/drawing/2014/chartex" xmlns:cx1="http://schemas.microsoft.com/office/drawing/2015/9/8/chartex" xmlns:cx2="http://schemas.microsoft.com/office/drawing/2015/10/21/chartex" xmlns:cx3="http://schemas.microsoft.com/office/drawing/2016/5/9/chartex" xmlns:cx4="http://schemas.microsoft.com/office/drawing/2016/5/10/chartex" xmlns:cx5="http://schemas.microsoft.com/office/drawing/2016/5/11/chartex" xmlns:cx6="http://schemas.microsoft.com/office/drawing/2016/5/12/chartex" xmlns:cx7="http://schemas.microsoft.com/office/drawing/2016/5/13/chartex" xmlns:cx8="http://schemas.microsoft.com/office/drawing/2016/5/14/chartex" xmlns:mc="http://schemas.openxmlformats.org/markup-compatibility/2006" xmlns:aink="http://schemas.microsoft.com/office/drawing/2016/ink" xmlns:am3d="http://schemas.microsoft.com/office/drawing/2017/model3d" xmlns:o="urn:schemas-microsoft-com:office:office" xmlns:oel="http://schemas.microsoft.com/office/2019/extlst" xmlns:r="http://schemas.openxmlformats.org/officeDocument/2006/relationships" xmlns:m="http://schemas.openxmlformats.org/officeDocument/2006/math" xmlns:v="urn:schemas-microsoft-com:vml" xmlns:wp14="http://schemas.microsoft.com/office/word/2010/wordprocessingDrawing" xmlns:wp="http://schemas.openxmlformats.org/drawingml/2006/wordprocessingDrawing" xmlns:w10="urn:schemas-microsoft-com:office:word" xmlns:w="http://schemas.openxmlformats.org/wordprocessingml/2006/main" xmlns:w14="http://schemas.microsoft.com/office/word/2010/wordml" xmlns:w15="http://schemas.microsoft.com/office/word/2012/wordml" xmlns:w16cex="http://schemas.microsoft.com/office/word/2018/wordml/cex" xmlns:w16cid="http://schemas.microsoft.com/office/word/2016/wordml/cid" xmlns:w16="http://schemas.microsoft.com/office/word/2018/wordml" xmlns:w16du="http://schemas.microsoft.com/office/word/2023/wordml/word16du" xmlns:w16sdtdh="http://schemas.microsoft.com/office/word/2020/wordml/sdtdatahash" xmlns:w16sdtfl="http://schemas.microsoft.com/office/word/2024/wordml/sdtformatlock" xmlns:w16se="http://schemas.microsoft.com/office/word/2015/wordml/symex" xmlns:wpg="http://schemas.microsoft.com/office/word/2010/wordprocessingGroup" xmlns:wpi="http://schemas.microsoft.com/office/word/2010/wordprocessingInk" xmlns:wne="http://schemas.microsoft.com/office/word/2006/wordml" xmlns:wps="http://schemas.microsoft.com/office/word/2010/wordprocessingShape" mc:Ignorable="w14 w15 w16se w16cid w16 w16cex w16sdtdh w16sdtfl w16du wp14">
   <w:p>
     <w:pPr>
       <w:ind w:firstLine="360"/>
@@ -3571,7 +3500,7 @@
 </file>
 
 <file path=word/footnotes.xml><?xml version="1.0" encoding="utf-8"?>
-<w:footnotes xmlns:wpc="http://schemas.microsoft.com/office/word/2010/wordprocessingCanvas" xmlns:cx="http://schemas.microsoft.com/office/drawing/2014/chartex" xmlns:cx1="http://schemas.microsoft.com/office/drawing/2015/9/8/chartex" xmlns:cx2="http://schemas.microsoft.com/office/drawing/2015/10/21/chartex" xmlns:cx3="http://schemas.microsoft.com/office/drawing/2016/5/9/chartex" xmlns:cx4="http://schemas.microsoft.com/office/drawing/2016/5/10/chartex" xmlns:cx5="http://schemas.microsoft.com/office/drawing/2016/5/11/chartex" xmlns:cx6="http://schemas.microsoft.com/office/drawing/2016/5/12/chartex" xmlns:cx7="http://schemas.microsoft.com/office/drawing/2016/5/13/chartex" xmlns:cx8="http://schemas.microsoft.com/office/drawing/2016/5/14/chartex" xmlns:mc="http://schemas.openxmlformats.org/markup-compatibility/2006" xmlns:aink="http://schemas.microsoft.com/office/drawing/2016/ink" xmlns:am3d="http://schemas.microsoft.com/office/drawing/2017/model3d" xmlns:o="urn:schemas-microsoft-com:office:office" xmlns:oel="http://schemas.microsoft.com/office/2019/extlst" xmlns:r="http://schemas.openxmlformats.org/officeDocument/2006/relationships" xmlns:m="http://schemas.openxmlformats.org/officeDocument/2006/math" xmlns:v="urn:schemas-microsoft-com:vml" xmlns:wp14="http://schemas.microsoft.com/office/word/2010/wordprocessingDrawing" xmlns:wp="http://schemas.openxmlformats.org/drawingml/2006/wordprocessingDrawing" xmlns:w10="urn:schemas-microsoft-com:office:word" xmlns:w="http://schemas.openxmlformats.org/wordprocessingml/2006/main" xmlns:w14="http://schemas.microsoft.com/office/word/2010/wordml" xmlns:w15="http://schemas.microsoft.com/office/word/2012/wordml" xmlns:w16cex="http://schemas.microsoft.com/office/word/2018/wordml/cex" xmlns:w16cid="http://schemas.microsoft.com/office/word/2016/wordml/cid" xmlns:w16="http://schemas.microsoft.com/office/word/2018/wordml" xmlns:w16du="http://schemas.microsoft.com/office/word/2023/wordml/word16du" xmlns:w16sdtdh="http://schemas.microsoft.com/office/word/2020/wordml/sdtdatahash" xmlns:w16se="http://schemas.microsoft.com/office/word/2015/wordml/symex" xmlns:wpg="http://schemas.microsoft.com/office/word/2010/wordprocessingGroup" xmlns:wpi="http://schemas.microsoft.com/office/word/2010/wordprocessingInk" xmlns:wne="http://schemas.microsoft.com/office/word/2006/wordml" xmlns:wps="http://schemas.microsoft.com/office/word/2010/wordprocessingShape" mc:Ignorable="w14 w15 w16se w16cid w16 w16cex w16sdtdh w16du wp14">
+<w:footnotes xmlns:wpc="http://schemas.microsoft.com/office/word/2010/wordprocessingCanvas" xmlns:cx="http://schemas.microsoft.com/office/drawing/2014/chartex" xmlns:cx1="http://schemas.microsoft.com/office/drawing/2015/9/8/chartex" xmlns:cx2="http://schemas.microsoft.com/office/drawing/2015/10/21/chartex" xmlns:cx3="http://schemas.microsoft.com/office/drawing/2016/5/9/chartex" xmlns:cx4="http://schemas.microsoft.com/office/drawing/2016/5/10/chartex" xmlns:cx5="http://schemas.microsoft.com/office/drawing/2016/5/11/chartex" xmlns:cx6="http://schemas.microsoft.com/office/drawing/2016/5/12/chartex" xmlns:cx7="http://schemas.microsoft.com/office/drawing/2016/5/13/chartex" xmlns:cx8="http://schemas.microsoft.com/office/drawing/2016/5/14/chartex" xmlns:mc="http://schemas.openxmlformats.org/markup-compatibility/2006" xmlns:aink="http://schemas.microsoft.com/office/drawing/2016/ink" xmlns:am3d="http://schemas.microsoft.com/office/drawing/2017/model3d" xmlns:o="urn:schemas-microsoft-com:office:office" xmlns:oel="http://schemas.microsoft.com/office/2019/extlst" xmlns:r="http://schemas.openxmlformats.org/officeDocument/2006/relationships" xmlns:m="http://schemas.openxmlformats.org/officeDocument/2006/math" xmlns:v="urn:schemas-microsoft-com:vml" xmlns:wp14="http://schemas.microsoft.com/office/word/2010/wordprocessingDrawing" xmlns:wp="http://schemas.openxmlformats.org/drawingml/2006/wordprocessingDrawing" xmlns:w10="urn:schemas-microsoft-com:office:word" xmlns:w="http://schemas.openxmlformats.org/wordprocessingml/2006/main" xmlns:w14="http://schemas.microsoft.com/office/word/2010/wordml" xmlns:w15="http://schemas.microsoft.com/office/word/2012/wordml" xmlns:w16cex="http://schemas.microsoft.com/office/word/2018/wordml/cex" xmlns:w16cid="http://schemas.microsoft.com/office/word/2016/wordml/cid" xmlns:w16="http://schemas.microsoft.com/office/word/2018/wordml" xmlns:w16du="http://schemas.microsoft.com/office/word/2023/wordml/word16du" xmlns:w16sdtdh="http://schemas.microsoft.com/office/word/2020/wordml/sdtdatahash" xmlns:w16sdtfl="http://schemas.microsoft.com/office/word/2024/wordml/sdtformatlock" xmlns:w16se="http://schemas.microsoft.com/office/word/2015/wordml/symex" xmlns:wpg="http://schemas.microsoft.com/office/word/2010/wordprocessingGroup" xmlns:wpi="http://schemas.microsoft.com/office/word/2010/wordprocessingInk" xmlns:wne="http://schemas.microsoft.com/office/word/2006/wordml" xmlns:wps="http://schemas.microsoft.com/office/word/2010/wordprocessingShape" mc:Ignorable="w14 w15 w16se w16cid w16 w16cex w16sdtdh w16sdtfl w16du wp14">
   <w:footnote w:type="separator" w:id="-1">
     <w:p>
       <w:r>
@@ -3590,7 +3519,7 @@
 </file>
 
 <file path=word/header1.xml><?xml version="1.0" encoding="utf-8"?>
-<w:hdr xmlns:wpc="http://schemas.microsoft.com/office/word/2010/wordprocessingCanvas" xmlns:cx="http://schemas.microsoft.com/office/drawing/2014/chartex" xmlns:cx1="http://schemas.microsoft.com/office/drawing/2015/9/8/chartex" xmlns:cx2="http://schemas.microsoft.com/office/drawing/2015/10/21/chartex" xmlns:cx3="http://schemas.microsoft.com/office/drawing/2016/5/9/chartex" xmlns:cx4="http://schemas.microsoft.com/office/drawing/2016/5/10/chartex" xmlns:cx5="http://schemas.microsoft.com/office/drawing/2016/5/11/chartex" xmlns:cx6="http://schemas.microsoft.com/office/drawing/2016/5/12/chartex" xmlns:cx7="http://schemas.microsoft.com/office/drawing/2016/5/13/chartex" xmlns:cx8="http://schemas.microsoft.com/office/drawing/2016/5/14/chartex" xmlns:mc="http://schemas.openxmlformats.org/markup-compatibility/2006" xmlns:aink="http://schemas.microsoft.com/office/drawing/2016/ink" xmlns:am3d="http://schemas.microsoft.com/office/drawing/2017/model3d" xmlns:o="urn:schemas-microsoft-com:office:office" xmlns:oel="http://schemas.microsoft.com/office/2019/extlst" xmlns:r="http://schemas.openxmlformats.org/officeDocument/2006/relationships" xmlns:m="http://schemas.openxmlformats.org/officeDocument/2006/math" xmlns:v="urn:schemas-microsoft-com:vml" xmlns:wp14="http://schemas.microsoft.com/office/word/2010/wordprocessingDrawing" xmlns:wp="http://schemas.openxmlformats.org/drawingml/2006/wordprocessingDrawing" xmlns:w10="urn:schemas-microsoft-com:office:word" xmlns:w="http://schemas.openxmlformats.org/wordprocessingml/2006/main" xmlns:w14="http://schemas.microsoft.com/office/word/2010/wordml" xmlns:w15="http://schemas.microsoft.com/office/word/2012/wordml" xmlns:w16cex="http://schemas.microsoft.com/office/word/2018/wordml/cex" xmlns:w16cid="http://schemas.microsoft.com/office/word/2016/wordml/cid" xmlns:w16="http://schemas.microsoft.com/office/word/2018/wordml" xmlns:w16du="http://schemas.microsoft.com/office/word/2023/wordml/word16du" xmlns:w16sdtdh="http://schemas.microsoft.com/office/word/2020/wordml/sdtdatahash" xmlns:w16se="http://schemas.microsoft.com/office/word/2015/wordml/symex" xmlns:wpg="http://schemas.microsoft.com/office/word/2010/wordprocessingGroup" xmlns:wpi="http://schemas.microsoft.com/office/word/2010/wordprocessingInk" xmlns:wne="http://schemas.microsoft.com/office/word/2006/wordml" xmlns:wps="http://schemas.microsoft.com/office/word/2010/wordprocessingShape" mc:Ignorable="w14 w15 w16se w16cid w16 w16cex w16sdtdh w16du wp14">
+<w:hdr xmlns:wpc="http://schemas.microsoft.com/office/word/2010/wordprocessingCanvas" xmlns:cx="http://schemas.microsoft.com/office/drawing/2014/chartex" xmlns:cx1="http://schemas.microsoft.com/office/drawing/2015/9/8/chartex" xmlns:cx2="http://schemas.microsoft.com/office/drawing/2015/10/21/chartex" xmlns:cx3="http://schemas.microsoft.com/office/drawing/2016/5/9/chartex" xmlns:cx4="http://schemas.microsoft.com/office/drawing/2016/5/10/chartex" xmlns:cx5="http://schemas.microsoft.com/office/drawing/2016/5/11/chartex" xmlns:cx6="http://schemas.microsoft.com/office/drawing/2016/5/12/chartex" xmlns:cx7="http://schemas.microsoft.com/office/drawing/2016/5/13/chartex" xmlns:cx8="http://schemas.microsoft.com/office/drawing/2016/5/14/chartex" xmlns:mc="http://schemas.openxmlformats.org/markup-compatibility/2006" xmlns:aink="http://schemas.microsoft.com/office/drawing/2016/ink" xmlns:am3d="http://schemas.microsoft.com/office/drawing/2017/model3d" xmlns:o="urn:schemas-microsoft-com:office:office" xmlns:oel="http://schemas.microsoft.com/office/2019/extlst" xmlns:r="http://schemas.openxmlformats.org/officeDocument/2006/relationships" xmlns:m="http://schemas.openxmlformats.org/officeDocument/2006/math" xmlns:v="urn:schemas-microsoft-com:vml" xmlns:wp14="http://schemas.microsoft.com/office/word/2010/wordprocessingDrawing" xmlns:wp="http://schemas.openxmlformats.org/drawingml/2006/wordprocessingDrawing" xmlns:w10="urn:schemas-microsoft-com:office:word" xmlns:w="http://schemas.openxmlformats.org/wordprocessingml/2006/main" xmlns:w14="http://schemas.microsoft.com/office/word/2010/wordml" xmlns:w15="http://schemas.microsoft.com/office/word/2012/wordml" xmlns:w16cex="http://schemas.microsoft.com/office/word/2018/wordml/cex" xmlns:w16cid="http://schemas.microsoft.com/office/word/2016/wordml/cid" xmlns:w16="http://schemas.microsoft.com/office/word/2018/wordml" xmlns:w16du="http://schemas.microsoft.com/office/word/2023/wordml/word16du" xmlns:w16sdtdh="http://schemas.microsoft.com/office/word/2020/wordml/sdtdatahash" xmlns:w16sdtfl="http://schemas.microsoft.com/office/word/2024/wordml/sdtformatlock" xmlns:w16se="http://schemas.microsoft.com/office/word/2015/wordml/symex" xmlns:wpg="http://schemas.microsoft.com/office/word/2010/wordprocessingGroup" xmlns:wpi="http://schemas.microsoft.com/office/word/2010/wordprocessingInk" xmlns:wne="http://schemas.microsoft.com/office/word/2006/wordml" xmlns:wps="http://schemas.microsoft.com/office/word/2010/wordprocessingShape" mc:Ignorable="w14 w15 w16se w16cid w16 w16cex w16sdtdh w16sdtfl w16du wp14">
   <w:p>
     <w:pPr>
       <w:ind w:firstLine="360"/>
@@ -3600,7 +3529,7 @@
 </file>
 
 <file path=word/numbering.xml><?xml version="1.0" encoding="utf-8"?>
-<w:numbering xmlns:wpc="http://schemas.microsoft.com/office/word/2010/wordprocessingCanvas" xmlns:cx="http://schemas.microsoft.com/office/drawing/2014/chartex" xmlns:cx1="http://schemas.microsoft.com/office/drawing/2015/9/8/chartex" xmlns:cx2="http://schemas.microsoft.com/office/drawing/2015/10/21/chartex" xmlns:cx3="http://schemas.microsoft.com/office/drawing/2016/5/9/chartex" xmlns:cx4="http://schemas.microsoft.com/office/drawing/2016/5/10/chartex" xmlns:cx5="http://schemas.microsoft.com/office/drawing/2016/5/11/chartex" xmlns:cx6="http://schemas.microsoft.com/office/drawing/2016/5/12/chartex" xmlns:cx7="http://schemas.microsoft.com/office/drawing/2016/5/13/chartex" xmlns:cx8="http://schemas.microsoft.com/office/drawing/2016/5/14/chartex" xmlns:mc="http://schemas.openxmlformats.org/markup-compatibility/2006" xmlns:aink="http://schemas.microsoft.com/office/drawing/2016/ink" xmlns:am3d="http://schemas.microsoft.com/office/drawing/2017/model3d" xmlns:o="urn:schemas-microsoft-com:office:office" xmlns:oel="http://schemas.microsoft.com/office/2019/extlst" xmlns:r="http://schemas.openxmlformats.org/officeDocument/2006/relationships" xmlns:m="http://schemas.openxmlformats.org/officeDocument/2006/math" xmlns:v="urn:schemas-microsoft-com:vml" xmlns:wp14="http://schemas.microsoft.com/office/word/2010/wordprocessingDrawing" xmlns:wp="http://schemas.openxmlformats.org/drawingml/2006/wordprocessingDrawing" xmlns:w10="urn:schemas-microsoft-com:office:word" xmlns:w="http://schemas.openxmlformats.org/wordprocessingml/2006/main" xmlns:w14="http://schemas.microsoft.com/office/word/2010/wordml" xmlns:w15="http://schemas.microsoft.com/office/word/2012/wordml" xmlns:w16cex="http://schemas.microsoft.com/office/word/2018/wordml/cex" xmlns:w16cid="http://schemas.microsoft.com/office/word/2016/wordml/cid" xmlns:w16="http://schemas.microsoft.com/office/word/2018/wordml" xmlns:w16du="http://schemas.microsoft.com/office/word/2023/wordml/word16du" xmlns:w16sdtdh="http://schemas.microsoft.com/office/word/2020/wordml/sdtdatahash" xmlns:w16se="http://schemas.microsoft.com/office/word/2015/wordml/symex" xmlns:wpg="http://schemas.microsoft.com/office/word/2010/wordprocessingGroup" xmlns:wpi="http://schemas.microsoft.com/office/word/2010/wordprocessingInk" xmlns:wne="http://schemas.microsoft.com/office/word/2006/wordml" xmlns:wps="http://schemas.microsoft.com/office/word/2010/wordprocessingShape" mc:Ignorable="w14 w15 w16se w16cid w16 w16cex w16sdtdh w16du wp14">
+<w:numbering xmlns:wpc="http://schemas.microsoft.com/office/word/2010/wordprocessingCanvas" xmlns:cx="http://schemas.microsoft.com/office/drawing/2014/chartex" xmlns:cx1="http://schemas.microsoft.com/office/drawing/2015/9/8/chartex" xmlns:cx2="http://schemas.microsoft.com/office/drawing/2015/10/21/chartex" xmlns:cx3="http://schemas.microsoft.com/office/drawing/2016/5/9/chartex" xmlns:cx4="http://schemas.microsoft.com/office/drawing/2016/5/10/chartex" xmlns:cx5="http://schemas.microsoft.com/office/drawing/2016/5/11/chartex" xmlns:cx6="http://schemas.microsoft.com/office/drawing/2016/5/12/chartex" xmlns:cx7="http://schemas.microsoft.com/office/drawing/2016/5/13/chartex" xmlns:cx8="http://schemas.microsoft.com/office/drawing/2016/5/14/chartex" xmlns:mc="http://schemas.openxmlformats.org/markup-compatibility/2006" xmlns:aink="http://schemas.microsoft.com/office/drawing/2016/ink" xmlns:am3d="http://schemas.microsoft.com/office/drawing/2017/model3d" xmlns:o="urn:schemas-microsoft-com:office:office" xmlns:oel="http://schemas.microsoft.com/office/2019/extlst" xmlns:r="http://schemas.openxmlformats.org/officeDocument/2006/relationships" xmlns:m="http://schemas.openxmlformats.org/officeDocument/2006/math" xmlns:v="urn:schemas-microsoft-com:vml" xmlns:wp14="http://schemas.microsoft.com/office/word/2010/wordprocessingDrawing" xmlns:wp="http://schemas.openxmlformats.org/drawingml/2006/wordprocessingDrawing" xmlns:w10="urn:schemas-microsoft-com:office:word" xmlns:w="http://schemas.openxmlformats.org/wordprocessingml/2006/main" xmlns:w14="http://schemas.microsoft.com/office/word/2010/wordml" xmlns:w15="http://schemas.microsoft.com/office/word/2012/wordml" xmlns:w16cex="http://schemas.microsoft.com/office/word/2018/wordml/cex" xmlns:w16cid="http://schemas.microsoft.com/office/word/2016/wordml/cid" xmlns:w16="http://schemas.microsoft.com/office/word/2018/wordml" xmlns:w16du="http://schemas.microsoft.com/office/word/2023/wordml/word16du" xmlns:w16sdtdh="http://schemas.microsoft.com/office/word/2020/wordml/sdtdatahash" xmlns:w16sdtfl="http://schemas.microsoft.com/office/word/2024/wordml/sdtformatlock" xmlns:w16se="http://schemas.microsoft.com/office/word/2015/wordml/symex" xmlns:wpg="http://schemas.microsoft.com/office/word/2010/wordprocessingGroup" xmlns:wpi="http://schemas.microsoft.com/office/word/2010/wordprocessingInk" xmlns:wne="http://schemas.microsoft.com/office/word/2006/wordml" xmlns:wps="http://schemas.microsoft.com/office/word/2010/wordprocessingShape" mc:Ignorable="w14 w15 w16se w16cid w16 w16cex w16sdtdh w16sdtfl w16du wp14">
   <w:abstractNum w:abstractNumId="0" w15:restartNumberingAfterBreak="0">
     <w:nsid w:val="FFFFFF7E"/>
     <w:multiLevelType w:val="singleLevel"/>
@@ -10274,7 +10203,7 @@
 </file>
 
 <file path=word/styles.xml><?xml version="1.0" encoding="utf-8"?>
-<w:styles xmlns:mc="http://schemas.openxmlformats.org/markup-compatibility/2006" xmlns:r="http://schemas.openxmlformats.org/officeDocument/2006/relationships" xmlns:w="http://schemas.openxmlformats.org/wordprocessingml/2006/main" xmlns:w14="http://schemas.microsoft.com/office/word/2010/wordml" xmlns:w15="http://schemas.microsoft.com/office/word/2012/wordml" xmlns:w16cex="http://schemas.microsoft.com/office/word/2018/wordml/cex" xmlns:w16cid="http://schemas.microsoft.com/office/word/2016/wordml/cid" xmlns:w16="http://schemas.microsoft.com/office/word/2018/wordml" xmlns:w16du="http://schemas.microsoft.com/office/word/2023/wordml/word16du" xmlns:w16sdtdh="http://schemas.microsoft.com/office/word/2020/wordml/sdtdatahash" xmlns:w16se="http://schemas.microsoft.com/office/word/2015/wordml/symex" mc:Ignorable="w14 w15 w16se w16cid w16 w16cex w16sdtdh w16du">
+<w:styles xmlns:mc="http://schemas.openxmlformats.org/markup-compatibility/2006" xmlns:r="http://schemas.openxmlformats.org/officeDocument/2006/relationships" xmlns:w="http://schemas.openxmlformats.org/wordprocessingml/2006/main" xmlns:w14="http://schemas.microsoft.com/office/word/2010/wordml" xmlns:w15="http://schemas.microsoft.com/office/word/2012/wordml" xmlns:w16cex="http://schemas.microsoft.com/office/word/2018/wordml/cex" xmlns:w16cid="http://schemas.microsoft.com/office/word/2016/wordml/cid" xmlns:w16="http://schemas.microsoft.com/office/word/2018/wordml" xmlns:w16du="http://schemas.microsoft.com/office/word/2023/wordml/word16du" xmlns:w16sdtdh="http://schemas.microsoft.com/office/word/2020/wordml/sdtdatahash" xmlns:w16sdtfl="http://schemas.microsoft.com/office/word/2024/wordml/sdtformatlock" xmlns:w16se="http://schemas.microsoft.com/office/word/2015/wordml/symex" mc:Ignorable="w14 w15 w16se w16cid w16 w16cex w16sdtdh w16sdtfl w16du">
   <w:docDefaults>
     <w:rPrDefault>
       <w:rPr>
